--- a/public/templates/FICHA DE EVOLUÇÃO PACIENTE - 1.docx
+++ b/public/templates/FICHA DE EVOLUÇÃO PACIENTE - 1.docx
@@ -4,52 +4,68 @@
   <w:body>
     <w:p>
       <w:pPr>
-        <w:spacing w:after="240" w:line="276" w:lineRule="auto"/>
-        <w:rPr>
-          <w:rFonts w:ascii="Arial" w:cs="Arial" w:eastAsia="Arial" w:hAnsi="Arial"/>
-          <w:sz w:val="24"/>
-          <w:szCs w:val="24"/>
-        </w:rPr>
-      </w:pPr>
-      <w:r>
-        <w:rPr>
-          <w:rFonts w:ascii="Arial" w:cs="Arial" w:eastAsia="Arial" w:hAnsi="Arial"/>
-          <w:b w:val="1"/>
-          <w:bCs w:val="1"/>
-          <w:sz w:val="24"/>
-          <w:szCs w:val="24"/>
-          <w:rtl w:val="0"/>
-        </w:rPr>
-        <w:t xml:space="preserve">Dra. Shara – Fisioterapeuta</w:t>
-      </w:r>
-      <w:r>
-        <w:rPr>
-          <w:rFonts w:ascii="Arial" w:cs="Arial" w:eastAsia="Arial" w:hAnsi="Arial"/>
-          <w:sz w:val="24"/>
-          <w:szCs w:val="24"/>
-          <w:rtl w:val="0"/>
-        </w:rPr>
-        <w:t xml:space="preserve"> CREFITO-4/ 40974-F</w:t>
-      </w:r>
-    </w:p>
-    <w:p>
-      <w:pPr>
-        <w:spacing w:after="240" w:line="276" w:lineRule="auto"/>
-        <w:rPr>
-          <w:rFonts w:ascii="Arial" w:cs="Arial" w:eastAsia="Arial" w:hAnsi="Arial"/>
-          <w:b w:val="1"/>
-          <w:bCs w:val="1"/>
-          <w:sz w:val="24"/>
-          <w:szCs w:val="24"/>
-        </w:rPr>
-      </w:pPr>
-      <w:r>
-        <w:rPr>
-          <w:rFonts w:ascii="Arial" w:cs="Arial" w:eastAsia="Arial" w:hAnsi="Arial"/>
-          <w:b w:val="1"/>
-          <w:bCs w:val="1"/>
-          <w:sz w:val="24"/>
-          <w:szCs w:val="24"/>
+        <w:jc w:val="center"/>
+        <w:rPr>
+          <w:b w:val="1"/>
+          <w:bCs w:val="1"/>
+          <w:sz w:val="28"/>
+          <w:szCs w:val="28"/>
+        </w:rPr>
+      </w:pPr>
+      <w:r>
+        <w:rPr>
+          <w:rtl w:val="0"/>
+        </w:rPr>
+      </w:r>
+    </w:p>
+    <w:p>
+      <w:pPr>
+        <w:jc w:val="center"/>
+        <w:rPr>
+          <w:b w:val="1"/>
+          <w:bCs w:val="1"/>
+          <w:sz w:val="28"/>
+          <w:szCs w:val="28"/>
+        </w:rPr>
+      </w:pPr>
+      <w:r>
+        <w:rPr>
+          <w:rtl w:val="0"/>
+        </w:rPr>
+      </w:r>
+    </w:p>
+    <w:p>
+      <w:pPr>
+        <w:jc w:val="center"/>
+        <w:rPr>
+          <w:b w:val="1"/>
+          <w:bCs w:val="1"/>
+          <w:sz w:val="28"/>
+          <w:szCs w:val="28"/>
+        </w:rPr>
+      </w:pPr>
+      <w:r>
+        <w:rPr>
+          <w:rtl w:val="0"/>
+        </w:rPr>
+      </w:r>
+    </w:p>
+    <w:p>
+      <w:pPr>
+        <w:jc w:val="center"/>
+        <w:rPr>
+          <w:b w:val="1"/>
+          <w:bCs w:val="1"/>
+          <w:sz w:val="38"/>
+          <w:szCs w:val="38"/>
+        </w:rPr>
+      </w:pPr>
+      <w:r>
+        <w:rPr>
+          <w:b w:val="1"/>
+          <w:bCs w:val="1"/>
+          <w:sz w:val="38"/>
+          <w:szCs w:val="38"/>
           <w:rtl w:val="0"/>
         </w:rPr>
         <w:t xml:space="preserve">FICHA DE EVOLUÇÃO DO PACIENTE</w:t>
@@ -57,98 +73,143 @@
     </w:p>
     <w:p>
       <w:pPr>
-        <w:spacing w:after="240" w:line="276" w:lineRule="auto"/>
-        <w:rPr>
-          <w:rFonts w:ascii="Arial" w:cs="Arial" w:eastAsia="Arial" w:hAnsi="Arial"/>
-          <w:sz w:val="24"/>
-          <w:szCs w:val="24"/>
-        </w:rPr>
-      </w:pPr>
-      <w:r>
-        <w:rPr>
-          <w:rFonts w:ascii="Arial" w:cs="Arial" w:eastAsia="Arial" w:hAnsi="Arial"/>
-          <w:b w:val="1"/>
-          <w:bCs w:val="1"/>
-          <w:sz w:val="24"/>
-          <w:szCs w:val="24"/>
-          <w:rtl w:val="0"/>
-        </w:rPr>
-        <w:t xml:space="preserve">Nome do Paciente:</w:t>
-      </w:r>
-      <w:r>
-        <w:rPr>
-          <w:rFonts w:ascii="Arial" w:cs="Arial" w:eastAsia="Arial" w:hAnsi="Arial"/>
-          <w:sz w:val="24"/>
-          <w:szCs w:val="24"/>
-          <w:rtl w:val="0"/>
-        </w:rPr>
-        <w:t xml:space="preserve"> {{nome_paciente}}</w:t>
+        <w:jc w:val="center"/>
+        <w:rPr>
+          <w:b w:val="1"/>
+          <w:bCs w:val="1"/>
+          <w:sz w:val="38"/>
+          <w:szCs w:val="38"/>
+        </w:rPr>
+      </w:pPr>
+      <w:r>
+        <w:rPr>
+          <w:rtl w:val="0"/>
+        </w:rPr>
+      </w:r>
+    </w:p>
+    <w:p>
+      <w:pPr>
+        <w:jc w:val="center"/>
+        <w:rPr>
+          <w:b w:val="1"/>
+          <w:bCs w:val="1"/>
+          <w:sz w:val="38"/>
+          <w:szCs w:val="38"/>
+        </w:rPr>
+      </w:pPr>
+      <w:r>
+        <w:rPr>
+          <w:b w:val="1"/>
+          <w:bCs w:val="1"/>
+          <w:sz w:val="38"/>
+          <w:szCs w:val="38"/>
+          <w:rtl w:val="0"/>
+        </w:rPr>
+        <w:t xml:space="preserve">Nome do Paciente: {{nome_paciente}}</w:t>
+      </w:r>
+    </w:p>
+    <w:p>
+      <w:pPr>
+        <w:jc w:val="center"/>
+        <w:rPr>
+          <w:b w:val="1"/>
+          <w:bCs w:val="1"/>
+          <w:sz w:val="38"/>
+          <w:szCs w:val="38"/>
+        </w:rPr>
+      </w:pPr>
+      <w:r>
+        <w:rPr>
+          <w:rtl w:val="0"/>
+        </w:rPr>
+      </w:r>
+    </w:p>
+    <w:p>
+      <w:pPr>
+        <w:jc w:val="center"/>
+        <w:rPr>
+          <w:b w:val="1"/>
+          <w:bCs w:val="1"/>
+          <w:sz w:val="28"/>
+          <w:szCs w:val="28"/>
+        </w:rPr>
+      </w:pPr>
+      <w:r>
+        <w:rPr>
+          <w:rtl w:val="0"/>
+        </w:rPr>
+      </w:r>
+    </w:p>
+    <w:p>
+      <w:pPr>
+        <w:jc w:val="center"/>
+        <w:rPr>
+          <w:b w:val="1"/>
+          <w:bCs w:val="1"/>
+          <w:sz w:val="28"/>
+          <w:szCs w:val="28"/>
+        </w:rPr>
+      </w:pPr>
+      <w:r>
+        <w:rPr>
+          <w:rtl w:val="0"/>
+        </w:rPr>
+      </w:r>
+    </w:p>
+    <w:p>
+      <w:pPr>
+        <w:rPr/>
+      </w:pPr>
+      <w:r>
+        <w:rPr>
+          <w:rtl w:val="0"/>
+        </w:rPr>
       </w:r>
     </w:p>
     <w:tbl>
       <w:tblPr>
         <w:tblStyle w:val="Table1"/>
-        <w:tblW w:w="4330.0" w:type="dxa"/>
+        <w:tblW w:w="9000.0" w:type="dxa"/>
         <w:jc w:val="left"/>
         <w:tblBorders>
-          <w:top w:color="000000" w:space="0" w:sz="0" w:val="nil"/>
-          <w:left w:color="000000" w:space="0" w:sz="0" w:val="nil"/>
-          <w:bottom w:color="000000" w:space="0" w:sz="0" w:val="nil"/>
-          <w:right w:color="000000" w:space="0" w:sz="0" w:val="nil"/>
-          <w:insideH w:color="000000" w:space="0" w:sz="0" w:val="nil"/>
-          <w:insideV w:color="000000" w:space="0" w:sz="0" w:val="nil"/>
+          <w:top w:color="000000" w:space="0" w:sz="8" w:val="single"/>
+          <w:left w:color="000000" w:space="0" w:sz="8" w:val="single"/>
+          <w:bottom w:color="000000" w:space="0" w:sz="8" w:val="single"/>
+          <w:right w:color="000000" w:space="0" w:sz="8" w:val="single"/>
+          <w:insideH w:color="000000" w:space="0" w:sz="8" w:val="single"/>
+          <w:insideV w:color="000000" w:space="0" w:sz="8" w:val="single"/>
         </w:tblBorders>
         <w:tblLayout w:type="fixed"/>
         <w:tblLook w:val="0600"/>
       </w:tblPr>
       <w:tblGrid>
-        <w:gridCol w:w="2135"/>
-        <w:gridCol w:w="2195"/>
+        <w:gridCol w:w="2000"/>
+        <w:gridCol w:w="7000"/>
         <w:tblGridChange w:id="0">
           <w:tblGrid>
-            <w:gridCol w:w="2135"/>
-            <w:gridCol w:w="2195"/>
+            <w:gridCol w:w="2000"/>
+            <w:gridCol w:w="7000"/>
           </w:tblGrid>
         </w:tblGridChange>
       </w:tblGrid>
       <w:tr>
         <w:trPr>
           <w:cantSplit w:val="0"/>
-          <w:trHeight w:val="530" w:hRule="atLeast"/>
-          <w:tblHeader w:val="0"/>
+          <w:tblHeader w:val="1"/>
         </w:trPr>
         <w:tc>
           <w:tcPr>
-            <w:tcBorders>
-              <w:top w:color="000000" w:space="0" w:sz="6" w:val="single"/>
-              <w:left w:color="000000" w:space="0" w:sz="6" w:val="single"/>
-              <w:bottom w:color="000000" w:space="0" w:sz="6" w:val="single"/>
-              <w:right w:color="000000" w:space="0" w:sz="6" w:val="single"/>
-            </w:tcBorders>
-            <w:tcMar>
-              <w:top w:w="100.0" w:type="dxa"/>
-              <w:left w:w="100.0" w:type="dxa"/>
-              <w:bottom w:w="100.0" w:type="dxa"/>
-              <w:right w:w="100.0" w:type="dxa"/>
-            </w:tcMar>
-            <w:vAlign w:val="top"/>
+            <w:shd w:fill="eeeeee" w:val="clear"/>
           </w:tcPr>
           <w:p>
             <w:pPr>
-              <w:spacing w:after="480" w:line="276" w:lineRule="auto"/>
-              <w:rPr>
-                <w:rFonts w:ascii="Arial" w:cs="Arial" w:eastAsia="Arial" w:hAnsi="Arial"/>
-                <w:sz w:val="24"/>
-                <w:szCs w:val="24"/>
-              </w:rPr>
+              <w:jc w:val="center"/>
+              <w:rPr/>
             </w:pPr>
             <w:r>
               <w:rPr>
-                <w:rFonts w:ascii="Arial" w:cs="Arial" w:eastAsia="Arial" w:hAnsi="Arial"/>
                 <w:b w:val="1"/>
                 <w:bCs w:val="1"/>
-                <w:sz w:val="24"/>
-                <w:szCs w:val="24"/>
                 <w:rtl w:val="0"/>
               </w:rPr>
               <w:t xml:space="preserve">DATA</w:t>
@@ -162,36 +223,17 @@
         </w:tc>
         <w:tc>
           <w:tcPr>
-            <w:tcBorders>
-              <w:top w:color="000000" w:space="0" w:sz="6" w:val="single"/>
-              <w:left w:color="000000" w:space="0" w:sz="6" w:val="single"/>
-              <w:bottom w:color="000000" w:space="0" w:sz="6" w:val="single"/>
-              <w:right w:color="000000" w:space="0" w:sz="6" w:val="single"/>
-            </w:tcBorders>
-            <w:tcMar>
-              <w:top w:w="100.0" w:type="dxa"/>
-              <w:left w:w="100.0" w:type="dxa"/>
-              <w:bottom w:w="100.0" w:type="dxa"/>
-              <w:right w:w="100.0" w:type="dxa"/>
-            </w:tcMar>
-            <w:vAlign w:val="top"/>
+            <w:shd w:fill="eeeeee" w:val="clear"/>
           </w:tcPr>
           <w:p>
             <w:pPr>
-              <w:spacing w:after="480" w:line="276" w:lineRule="auto"/>
-              <w:rPr>
-                <w:rFonts w:ascii="Arial" w:cs="Arial" w:eastAsia="Arial" w:hAnsi="Arial"/>
-                <w:sz w:val="24"/>
-                <w:szCs w:val="24"/>
-              </w:rPr>
+              <w:jc w:val="center"/>
+              <w:rPr/>
             </w:pPr>
             <w:r>
               <w:rPr>
-                <w:rFonts w:ascii="Arial" w:cs="Arial" w:eastAsia="Arial" w:hAnsi="Arial"/>
                 <w:b w:val="1"/>
                 <w:bCs w:val="1"/>
-                <w:sz w:val="24"/>
-                <w:szCs w:val="24"/>
                 <w:rtl w:val="0"/>
               </w:rPr>
               <w:t xml:space="preserve">EVOLUÇÃO</w:t>
@@ -207,39 +249,16 @@
       <w:tr>
         <w:trPr>
           <w:cantSplit w:val="0"/>
-          <w:trHeight w:val="530" w:hRule="atLeast"/>
           <w:tblHeader w:val="0"/>
         </w:trPr>
         <w:tc>
-          <w:tcPr>
-            <w:tcBorders>
-              <w:top w:color="000000" w:space="0" w:sz="6" w:val="single"/>
-              <w:left w:color="000000" w:space="0" w:sz="6" w:val="single"/>
-              <w:bottom w:color="000000" w:space="0" w:sz="6" w:val="single"/>
-              <w:right w:color="000000" w:space="0" w:sz="6" w:val="single"/>
-            </w:tcBorders>
-            <w:tcMar>
-              <w:top w:w="100.0" w:type="dxa"/>
-              <w:left w:w="100.0" w:type="dxa"/>
-              <w:bottom w:w="100.0" w:type="dxa"/>
-              <w:right w:w="100.0" w:type="dxa"/>
-            </w:tcMar>
-            <w:vAlign w:val="top"/>
-          </w:tcPr>
+          <w:tcPr/>
           <w:p>
             <w:pPr>
-              <w:spacing w:after="480" w:line="276" w:lineRule="auto"/>
-              <w:rPr>
-                <w:rFonts w:ascii="Arial" w:cs="Arial" w:eastAsia="Arial" w:hAnsi="Arial"/>
-                <w:sz w:val="24"/>
-                <w:szCs w:val="24"/>
-              </w:rPr>
+              <w:rPr/>
             </w:pPr>
             <w:r>
               <w:rPr>
-                <w:rFonts w:ascii="Arial" w:cs="Arial" w:eastAsia="Arial" w:hAnsi="Arial"/>
-                <w:sz w:val="24"/>
-                <w:szCs w:val="24"/>
                 <w:rtl w:val="0"/>
               </w:rPr>
               <w:t xml:space="preserve">{{data_evolucao}}</w:t>
@@ -247,35 +266,13 @@
           </w:p>
         </w:tc>
         <w:tc>
-          <w:tcPr>
-            <w:tcBorders>
-              <w:top w:color="000000" w:space="0" w:sz="6" w:val="single"/>
-              <w:left w:color="000000" w:space="0" w:sz="6" w:val="single"/>
-              <w:bottom w:color="000000" w:space="0" w:sz="6" w:val="single"/>
-              <w:right w:color="000000" w:space="0" w:sz="6" w:val="single"/>
-            </w:tcBorders>
-            <w:tcMar>
-              <w:top w:w="100.0" w:type="dxa"/>
-              <w:left w:w="100.0" w:type="dxa"/>
-              <w:bottom w:w="100.0" w:type="dxa"/>
-              <w:right w:w="100.0" w:type="dxa"/>
-            </w:tcMar>
-            <w:vAlign w:val="top"/>
-          </w:tcPr>
+          <w:tcPr/>
           <w:p>
             <w:pPr>
-              <w:spacing w:after="480" w:line="276" w:lineRule="auto"/>
-              <w:rPr>
-                <w:rFonts w:ascii="Arial" w:cs="Arial" w:eastAsia="Arial" w:hAnsi="Arial"/>
-                <w:sz w:val="24"/>
-                <w:szCs w:val="24"/>
-              </w:rPr>
+              <w:rPr/>
             </w:pPr>
             <w:r>
               <w:rPr>
-                <w:rFonts w:ascii="Arial" w:cs="Arial" w:eastAsia="Arial" w:hAnsi="Arial"/>
-                <w:sz w:val="24"/>
-                <w:szCs w:val="24"/>
                 <w:rtl w:val="0"/>
               </w:rPr>
               <w:t xml:space="preserve">{{texto_evolucao}}</w:t>
@@ -286,71 +283,151 @@
     </w:tbl>
     <w:p>
       <w:pPr>
-        <w:rPr>
-          <w:rFonts w:ascii="Arial" w:cs="Arial" w:eastAsia="Arial" w:hAnsi="Arial"/>
-          <w:sz w:val="24"/>
-          <w:szCs w:val="24"/>
-        </w:rPr>
-      </w:pPr>
-      <w:r>
-        <w:pict>
-          <v:rect style="width:0.0pt;height:1.5pt" o:hr="t" o:hrstd="t" o:hralign="center" fillcolor="#A0A0A0" stroked="f"/>
-        </w:pict>
-      </w:r>
-      <w:r>
-        <w:rPr>
-          <w:rtl w:val="0"/>
-        </w:rPr>
-      </w:r>
-    </w:p>
-    <w:p>
-      <w:pPr>
-        <w:spacing w:after="240" w:line="276" w:lineRule="auto"/>
-        <w:rPr>
-          <w:rFonts w:ascii="Arial" w:cs="Arial" w:eastAsia="Arial" w:hAnsi="Arial"/>
-          <w:sz w:val="24"/>
-          <w:szCs w:val="24"/>
-        </w:rPr>
-      </w:pPr>
-      <w:r>
-        <w:rPr>
-          <w:rFonts w:ascii="Arial" w:cs="Arial" w:eastAsia="Arial" w:hAnsi="Arial"/>
-          <w:b w:val="1"/>
-          <w:bCs w:val="1"/>
-          <w:sz w:val="24"/>
-          <w:szCs w:val="24"/>
-          <w:rtl w:val="0"/>
-        </w:rPr>
-        <w:t xml:space="preserve">Dra. Shara</w:t>
-      </w:r>
-      <w:r>
-        <w:rPr>
-          <w:rFonts w:ascii="Arial" w:cs="Arial" w:eastAsia="Arial" w:hAnsi="Arial"/>
-          <w:sz w:val="24"/>
-          <w:szCs w:val="24"/>
-          <w:rtl w:val="0"/>
-        </w:rPr>
-        <w:t xml:space="preserve"> CREFITO-4/ 40974-F</w:t>
-      </w:r>
-    </w:p>
-    <w:p>
-      <w:pPr>
-        <w:rPr>
-          <w:rFonts w:ascii="Arial" w:cs="Arial" w:eastAsia="Arial" w:hAnsi="Arial"/>
-        </w:rPr>
-      </w:pPr>
-      <w:r>
-        <w:rPr>
-          <w:rtl w:val="0"/>
-        </w:rPr>
-      </w:r>
-    </w:p>
-    <w:p>
-      <w:pPr>
-        <w:rPr>
-          <w:rFonts w:ascii="Arial" w:cs="Arial" w:eastAsia="Arial" w:hAnsi="Arial"/>
-          <w:sz w:val="24"/>
-          <w:szCs w:val="24"/>
+        <w:jc w:val="center"/>
+        <w:rPr>
+          <w:b w:val="1"/>
+          <w:bCs w:val="1"/>
+          <w:sz w:val="28"/>
+          <w:szCs w:val="28"/>
+        </w:rPr>
+      </w:pPr>
+      <w:r>
+        <w:rPr>
+          <w:rtl w:val="0"/>
+        </w:rPr>
+      </w:r>
+    </w:p>
+    <w:p>
+      <w:pPr>
+        <w:jc w:val="center"/>
+        <w:rPr>
+          <w:b w:val="1"/>
+          <w:bCs w:val="1"/>
+          <w:sz w:val="28"/>
+          <w:szCs w:val="28"/>
+        </w:rPr>
+      </w:pPr>
+      <w:r>
+        <w:rPr>
+          <w:rtl w:val="0"/>
+        </w:rPr>
+      </w:r>
+    </w:p>
+    <w:p>
+      <w:pPr>
+        <w:jc w:val="center"/>
+        <w:rPr>
+          <w:b w:val="1"/>
+          <w:bCs w:val="1"/>
+          <w:sz w:val="28"/>
+          <w:szCs w:val="28"/>
+        </w:rPr>
+      </w:pPr>
+      <w:r>
+        <w:rPr>
+          <w:rtl w:val="0"/>
+        </w:rPr>
+      </w:r>
+    </w:p>
+    <w:p>
+      <w:pPr>
+        <w:jc w:val="center"/>
+        <w:rPr>
+          <w:sz w:val="28"/>
+          <w:szCs w:val="28"/>
+        </w:rPr>
+      </w:pPr>
+      <w:r>
+        <w:rPr>
+          <w:rtl w:val="0"/>
+        </w:rPr>
+      </w:r>
+    </w:p>
+    <w:p>
+      <w:pPr>
+        <w:rPr>
+          <w:b w:val="1"/>
+          <w:bCs w:val="1"/>
+          <w:sz w:val="28"/>
+          <w:szCs w:val="28"/>
+        </w:rPr>
+      </w:pPr>
+      <w:r>
+        <w:rPr>
+          <w:rtl w:val="0"/>
+        </w:rPr>
+      </w:r>
+    </w:p>
+    <w:p>
+      <w:pPr>
+        <w:jc w:val="center"/>
+        <w:rPr>
+          <w:sz w:val="30"/>
+          <w:szCs w:val="30"/>
+        </w:rPr>
+      </w:pPr>
+      <w:r>
+        <w:rPr>
+          <w:rtl w:val="0"/>
+        </w:rPr>
+      </w:r>
+    </w:p>
+    <w:p>
+      <w:pPr>
+        <w:jc w:val="center"/>
+        <w:rPr>
+          <w:b w:val="1"/>
+          <w:bCs w:val="1"/>
+          <w:sz w:val="30"/>
+          <w:szCs w:val="30"/>
+        </w:rPr>
+      </w:pPr>
+      <w:r>
+        <w:rPr>
+          <w:rtl w:val="0"/>
+        </w:rPr>
+      </w:r>
+    </w:p>
+    <w:p>
+      <w:pPr>
+        <w:jc w:val="center"/>
+        <w:rPr>
+          <w:b w:val="1"/>
+          <w:bCs w:val="1"/>
+          <w:sz w:val="30"/>
+          <w:szCs w:val="30"/>
+        </w:rPr>
+      </w:pPr>
+      <w:r>
+        <w:rPr>
+          <w:rtl w:val="0"/>
+        </w:rPr>
+      </w:r>
+    </w:p>
+    <w:p>
+      <w:pPr>
+        <w:jc w:val="center"/>
+        <w:rPr>
+          <w:b w:val="1"/>
+          <w:bCs w:val="1"/>
+          <w:sz w:val="30"/>
+          <w:szCs w:val="30"/>
+        </w:rPr>
+      </w:pPr>
+      <w:r>
+        <w:rPr>
+          <w:rtl w:val="0"/>
+        </w:rPr>
+      </w:r>
+    </w:p>
+    <w:p>
+      <w:pPr>
+        <w:jc w:val="left"/>
+        <w:rPr>
+          <w:b w:val="1"/>
+          <w:bCs w:val="1"/>
+          <w:sz w:val="30"/>
+          <w:szCs w:val="30"/>
         </w:rPr>
       </w:pPr>
       <w:r>
@@ -360,9 +437,9 @@
       </w:r>
     </w:p>
     <w:sectPr>
-      <w:headerReference r:id="rId7" w:type="default"/>
-      <w:pgSz w:h="16838" w:w="11906" w:orient="portrait"/>
-      <w:pgMar w:bottom="720" w:top="720" w:left="720" w:right="720" w:header="708" w:footer="708"/>
+      <w:headerReference r:id="rId6" w:type="default"/>
+      <w:pgSz w:h="15840" w:w="12240" w:orient="portrait"/>
+      <w:pgMar w:bottom="1440" w:top="1440" w:left="1440" w:right="1440" w:header="720" w:footer="720"/>
       <w:pgNumType w:start="1"/>
     </w:sectPr>
   </w:body>
@@ -373,41 +450,16 @@
 <w:hdr xmlns:mc="http://schemas.openxmlformats.org/markup-compatibility/2006" xmlns:o="urn:schemas-microsoft-com:office:office" xmlns:r="http://schemas.openxmlformats.org/officeDocument/2006/relationships" xmlns:m="http://schemas.openxmlformats.org/officeDocument/2006/math" xmlns:v="urn:schemas-microsoft-com:vml" xmlns:wp="http://schemas.openxmlformats.org/drawingml/2006/wordprocessingDrawing" xmlns:w10="urn:schemas-microsoft-com:office:word" xmlns:w="http://schemas.openxmlformats.org/wordprocessingml/2006/main" xmlns:wne="http://schemas.microsoft.com/office/word/2006/wordml" xmlns:sl="http://schemas.openxmlformats.org/schemaLibrary/2006/main" xmlns:a="http://schemas.openxmlformats.org/drawingml/2006/main" xmlns:pic="http://schemas.openxmlformats.org/drawingml/2006/picture" xmlns:c="http://schemas.openxmlformats.org/drawingml/2006/chart" xmlns:lc="http://schemas.openxmlformats.org/drawingml/2006/lockedCanvas" xmlns:dgm="http://schemas.openxmlformats.org/drawingml/2006/diagram" xmlns:wps="http://schemas.microsoft.com/office/word/2010/wordprocessingShape" xmlns:wpg="http://schemas.microsoft.com/office/word/2010/wordprocessingGroup" xmlns:w14="http://schemas.microsoft.com/office/word/2010/wordml" xmlns:w15="http://schemas.microsoft.com/office/word/2012/wordml" xmlns:w16="http://schemas.microsoft.com/office/word/2018/wordml" xmlns:w16cex="http://schemas.microsoft.com/office/word/2018/wordml/cex" xmlns:w16cid="http://schemas.microsoft.com/office/word/2016/wordml/cid" xmlns="http://schemas.microsoft.com/office/tasks/2019/documenttasks" xmlns:cr="http://schemas.microsoft.com/office/comments/2020/reactions">
   <w:p>
     <w:pPr>
-      <w:keepNext w:val="0"/>
-      <w:keepLines w:val="0"/>
-      <w:pageBreakBefore w:val="0"/>
-      <w:widowControl w:val="1"/>
-      <w:pBdr>
-        <w:top w:space="0" w:sz="0" w:val="nil"/>
-        <w:left w:space="0" w:sz="0" w:val="nil"/>
-        <w:bottom w:space="0" w:sz="0" w:val="nil"/>
-        <w:right w:space="0" w:sz="0" w:val="nil"/>
-        <w:between w:space="0" w:sz="0" w:val="nil"/>
-      </w:pBdr>
-      <w:shd w:fill="auto" w:val="clear"/>
-      <w:tabs>
-        <w:tab w:val="center" w:leader="none" w:pos="4252"/>
-        <w:tab w:val="right" w:leader="none" w:pos="8504"/>
-      </w:tabs>
-      <w:spacing w:after="0" w:before="0" w:line="240" w:lineRule="auto"/>
-      <w:ind w:left="0" w:right="0" w:firstLine="0"/>
-      <w:jc w:val="left"/>
-      <w:rPr>
-        <w:rFonts w:ascii="Calibri" w:cs="Calibri" w:eastAsia="Calibri" w:hAnsi="Calibri"/>
-        <w:b w:val="0"/>
-        <w:bCs w:val="0"/>
-        <w:i w:val="0"/>
-        <w:iCs w:val="0"/>
-        <w:smallCaps w:val="0"/>
-        <w:strike w:val="0"/>
-        <w:color w:val="000000"/>
-        <w:sz w:val="22"/>
-        <w:szCs w:val="22"/>
-        <w:u w:val="none"/>
-        <w:shd w:fill="auto" w:val="clear"/>
-        <w:vertAlign w:val="baseline"/>
-      </w:rPr>
+      <w:rPr/>
     </w:pPr>
+    <w:r>
+      <w:rPr/>
+      <w:pict>
+        <v:shape id="WordPictureWatermark1" style="position:absolute;width:617.76pt;height:795.6171617161715pt;rotation:0;z-index:-503316481;mso-position-horizontal-relative:margin;mso-position-horizontal:absolute;margin-left:-75.0pt;mso-position-vertical-relative:margin;mso-position-vertical:absolute;margin-top:-73.875pt;" alt="" type="#_x0000_t75">
+          <v:imagedata cropbottom="0f" cropleft="0f" cropright="0f" croptop="0f" r:id="rId1" o:title="image1.png"/>
+        </v:shape>
+      </w:pict>
+    </w:r>
     <w:r>
       <w:rPr>
         <w:rtl w:val="0"/>
@@ -426,15 +478,15 @@
   <w:docDefaults>
     <w:rPrDefault>
       <w:rPr>
-        <w:rFonts w:ascii="Calibri" w:cs="Calibri" w:eastAsia="Calibri" w:hAnsi="Calibri"/>
+        <w:rFonts w:ascii="Arial" w:cs="Arial" w:eastAsia="Arial" w:hAnsi="Arial"/>
         <w:sz w:val="22"/>
         <w:szCs w:val="22"/>
-        <w:lang w:val="pt_BR"/>
+        <w:lang w:val="en"/>
       </w:rPr>
     </w:rPrDefault>
     <w:pPrDefault>
       <w:pPr>
-        <w:spacing w:after="160" w:line="259" w:lineRule="auto"/>
+        <w:spacing w:line="276" w:lineRule="auto"/>
       </w:pPr>
     </w:pPrDefault>
   </w:docDefaults>
@@ -460,13 +512,11 @@
       <w:keepNext w:val="1"/>
       <w:keepLines w:val="1"/>
       <w:pageBreakBefore w:val="0"/>
-      <w:spacing w:after="120" w:before="480" w:lineRule="auto"/>
+      <w:spacing w:after="120" w:before="400" w:lineRule="auto"/>
     </w:pPr>
     <w:rPr>
-      <w:b w:val="1"/>
-      <w:bCs w:val="1"/>
-      <w:sz w:val="48"/>
-      <w:szCs w:val="48"/>
+      <w:sz w:val="40"/>
+      <w:szCs w:val="40"/>
     </w:rPr>
   </w:style>
   <w:style w:type="paragraph" w:styleId="Heading2">
@@ -477,17 +527,35 @@
       <w:keepNext w:val="1"/>
       <w:keepLines w:val="1"/>
       <w:pageBreakBefore w:val="0"/>
-      <w:spacing w:after="80" w:before="360" w:lineRule="auto"/>
+      <w:spacing w:after="120" w:before="360" w:lineRule="auto"/>
     </w:pPr>
     <w:rPr>
-      <w:b w:val="1"/>
-      <w:bCs w:val="1"/>
-      <w:sz w:val="36"/>
-      <w:szCs w:val="36"/>
+      <w:b w:val="0"/>
+      <w:bCs w:val="0"/>
+      <w:sz w:val="32"/>
+      <w:szCs w:val="32"/>
     </w:rPr>
   </w:style>
   <w:style w:type="paragraph" w:styleId="Heading3">
     <w:name w:val="heading 3"/>
+    <w:basedOn w:val="Normal"/>
+    <w:next w:val="Normal"/>
+    <w:pPr>
+      <w:keepNext w:val="1"/>
+      <w:keepLines w:val="1"/>
+      <w:pageBreakBefore w:val="0"/>
+      <w:spacing w:after="80" w:before="320" w:lineRule="auto"/>
+    </w:pPr>
+    <w:rPr>
+      <w:b w:val="0"/>
+      <w:bCs w:val="0"/>
+      <w:color w:val="434343"/>
+      <w:sz w:val="28"/>
+      <w:szCs w:val="28"/>
+    </w:rPr>
+  </w:style>
+  <w:style w:type="paragraph" w:styleId="Heading4">
+    <w:name w:val="heading 4"/>
     <w:basedOn w:val="Normal"/>
     <w:next w:val="Normal"/>
     <w:pPr>
@@ -497,25 +565,7 @@
       <w:spacing w:after="80" w:before="280" w:lineRule="auto"/>
     </w:pPr>
     <w:rPr>
-      <w:b w:val="1"/>
-      <w:bCs w:val="1"/>
-      <w:sz w:val="28"/>
-      <w:szCs w:val="28"/>
-    </w:rPr>
-  </w:style>
-  <w:style w:type="paragraph" w:styleId="Heading4">
-    <w:name w:val="heading 4"/>
-    <w:basedOn w:val="Normal"/>
-    <w:next w:val="Normal"/>
-    <w:pPr>
-      <w:keepNext w:val="1"/>
-      <w:keepLines w:val="1"/>
-      <w:pageBreakBefore w:val="0"/>
-      <w:spacing w:after="40" w:before="240" w:lineRule="auto"/>
-    </w:pPr>
-    <w:rPr>
-      <w:b w:val="1"/>
-      <w:bCs w:val="1"/>
+      <w:color w:val="666666"/>
       <w:sz w:val="24"/>
       <w:szCs w:val="24"/>
     </w:rPr>
@@ -528,11 +578,10 @@
       <w:keepNext w:val="1"/>
       <w:keepLines w:val="1"/>
       <w:pageBreakBefore w:val="0"/>
-      <w:spacing w:after="40" w:before="220" w:lineRule="auto"/>
+      <w:spacing w:after="80" w:before="240" w:lineRule="auto"/>
     </w:pPr>
     <w:rPr>
-      <w:b w:val="1"/>
-      <w:bCs w:val="1"/>
+      <w:color w:val="666666"/>
       <w:sz w:val="22"/>
       <w:szCs w:val="22"/>
     </w:rPr>
@@ -545,13 +594,14 @@
       <w:keepNext w:val="1"/>
       <w:keepLines w:val="1"/>
       <w:pageBreakBefore w:val="0"/>
-      <w:spacing w:after="40" w:before="200" w:lineRule="auto"/>
+      <w:spacing w:after="80" w:before="240" w:lineRule="auto"/>
     </w:pPr>
     <w:rPr>
-      <w:b w:val="1"/>
-      <w:bCs w:val="1"/>
-      <w:sz w:val="20"/>
-      <w:szCs w:val="20"/>
+      <w:i w:val="1"/>
+      <w:iCs w:val="1"/>
+      <w:color w:val="666666"/>
+      <w:sz w:val="22"/>
+      <w:szCs w:val="22"/>
     </w:rPr>
   </w:style>
   <w:style w:type="paragraph" w:styleId="Title">
@@ -562,13 +612,11 @@
       <w:keepNext w:val="1"/>
       <w:keepLines w:val="1"/>
       <w:pageBreakBefore w:val="0"/>
-      <w:spacing w:after="120" w:before="480" w:lineRule="auto"/>
+      <w:spacing w:after="60" w:before="0" w:lineRule="auto"/>
     </w:pPr>
     <w:rPr>
-      <w:b w:val="1"/>
-      <w:bCs w:val="1"/>
-      <w:sz w:val="72"/>
-      <w:szCs w:val="72"/>
+      <w:sz w:val="52"/>
+      <w:szCs w:val="52"/>
     </w:rPr>
   </w:style>
   <w:style w:type="paragraph" w:styleId="Subtitle">
@@ -579,15 +627,15 @@
       <w:keepNext w:val="1"/>
       <w:keepLines w:val="1"/>
       <w:pageBreakBefore w:val="0"/>
-      <w:spacing w:after="80" w:before="360" w:lineRule="auto"/>
+      <w:spacing w:after="320" w:before="0" w:lineRule="auto"/>
     </w:pPr>
     <w:rPr>
-      <w:rFonts w:ascii="Georgia" w:cs="Georgia" w:eastAsia="Georgia" w:hAnsi="Georgia"/>
-      <w:i w:val="1"/>
-      <w:iCs w:val="1"/>
+      <w:rFonts w:ascii="Arial" w:cs="Arial" w:eastAsia="Arial" w:hAnsi="Arial"/>
+      <w:i w:val="0"/>
+      <w:iCs w:val="0"/>
       <w:color w:val="666666"/>
-      <w:sz w:val="48"/>
-      <w:szCs w:val="48"/>
+      <w:sz w:val="30"/>
+      <w:szCs w:val="30"/>
     </w:rPr>
   </w:style>
   <w:style w:type="table" w:styleId="Table1">
@@ -595,7 +643,6 @@
     <w:tblPr>
       <w:tblStyleRowBandSize w:val="1"/>
       <w:tblStyleColBandSize w:val="1"/>
-      <w:tblCellMar/>
     </w:tblPr>
   </w:style>
 </w:styles>
@@ -919,19 +966,4 @@
   </a:objectDefaults>
   <a:extraClrSchemeLst/>
 </a:theme>
-</file>
-
-<file path=customXML/item1.xml><?xml version="1.0" encoding="utf-8"?>
-<go:gDocsCustomXmlDataStorage xmlns:go="http://customooxmlschemas.google.com/" xmlns:r="http://schemas.openxmlformats.org/officeDocument/2006/relationships" uri="GoogleDocsCustomDataVersion2">
-  <go:docsCustomData xmlns:go="http://customooxmlschemas.google.com/" roundtripDataSignature="AMtx7midz9aBAWgwXl/zY9zsVhbLAozhjw==">CgMxLjA4AHIhMUJtQTBmcnNDc2NKUndONEJpR3RLcFZ4Q015bHZ2QVZz</go:docsCustomData>
-</go:gDocsCustomXmlDataStorage>
-</file>
-
-<file path=customXML/itemProps1.xml><?xml version="1.0" encoding="utf-8"?>
-<ds:datastoreItem xmlns:ds="http://schemas.openxmlformats.org/officeDocument/2006/customXml" ds:itemID="{11111111-1234-1234-1234-123412341234}">
-  <ds:schemaRefs>
-    <ds:schemaRef ds:uri="http://schemas.openxmlformats.org/officeDocument/2006/relationships"/>
-    <ds:schemaRef ds:uri="http://customooxmlschemas.google.com/"/>
-  </ds:schemaRefs>
-</ds:datastoreItem>
 </file>